--- a/exports/karneler/323_ZAHIDE_GOLUKCU_Karne.docx
+++ b/exports/karneler/323_ZAHIDE_GOLUKCU_Karne.docx
@@ -27,7 +27,7 @@
           <w:color w:val="646464"/>
           <w:sz w:val="17"/>
         </w:rPr>
-        <w:t>Deneme Sınavı: 2026-2027  PARAF LGS 1 | Kurumsal Başarı ve Takip Sistemi</w:t>
+        <w:t>Deneme Sınavı: PARAF LGS 1 | Kurumsal Başarı ve Takip Sistemi</w:t>
       </w:r>
     </w:p>
     <w:tbl>
@@ -1732,6 +1732,32 @@
               <w:t>Fen Bilimleri netin: 9.67 (10 Doğru, 1 Yanlış, 9 Boş). Sağlam bir altyapın var ancak 1 yanlış netini aşağı çekmiş. Özellikle 'Mevsimlerin Oluşumu' konusundaki (%50) 21 Haziran/21 Aralık gün dönümleri ve birim alana düşen enerji miktarı şemalarını 3D simülasyonla tekrar etmelisin. 'İklim ve Hava Hareketleri' konusunda (%50) yüksek basınçtan alçak basınca yatay hava akımı (rüzgar) ilişkisini netleştirmelisin. Deney sorularında bağımsız değişkeni kenara yaz; haftalık 45 fen sorusu çöz.</w:t>
             </w:r>
           </w:p>
+          <w:p>
+            <w:pPr>
+              <w:spacing w:after="20"/>
+            </w:pPr>
+            <w:r>
+              <w:rPr>
+                <w:b/>
+                <w:color w:val="C0392B"/>
+                <w:sz w:val="15"/>
+              </w:rPr>
+              <w:t xml:space="preserve">📺 Önerilen YouTube Desteği (Orta Seviye): </w:t>
+            </w:r>
+            <w:r>
+              <w:rPr>
+                <w:b/>
+                <w:sz w:val="15"/>
+              </w:rPr>
+              <w:t xml:space="preserve">Kanal: Mehmet Hoca ile Fen | </w:t>
+            </w:r>
+            <w:r>
+              <w:rPr>
+                <w:sz w:val="15"/>
+              </w:rPr>
+              <w:t>Odak: Kazanım Pekiştirme &amp; Deney Analizi. Taktik: Deney sorularındaki bağımsız/bağımlı/kontrol değişkeni çözüm adımlarını birebir uygula.</w:t>
+            </w:r>
+          </w:p>
         </w:tc>
       </w:tr>
     </w:tbl>
@@ -1876,7 +1902,33 @@
               <w:rPr>
                 <w:sz w:val="15"/>
               </w:rPr>
-              <w:t>Matematik netin: 1.33 (2 Doğru, 2 Yanlış, 16 Boş). Matematik dersi LGS başarında en kritik sıçrama alanındır (1.33 Net, 2 Yanlış). Öncelikle [Çarpanlar ve Katlar / Asal Çarpanlar, Aralarında Asal Sayılar] konularındaki temel kazanım kavrama testlerini çöz. Haftalık 40 temel-orta düzey soru kotası koy ve yanlış defteri tut.</w:t>
+              <w:t xml:space="preserve">Matematik netin: 1.33 (2 Doğru, 2 Yanlış, 16 Boş). Matematik dersi LGS başarında en kritik sıçrama alanındır (1.33 Net, 2 Yanlış). Öncelikle [Çarpanlar ve Katlar / Asal Çarpanlar, Aralarında Asal Sayılar] konularındaki temel kazanım kavrama testlerini çöz. </w:t>
+            </w:r>
+          </w:p>
+          <w:p>
+            <w:pPr>
+              <w:spacing w:after="20"/>
+            </w:pPr>
+            <w:r>
+              <w:rPr>
+                <w:b/>
+                <w:color w:val="C0392B"/>
+                <w:sz w:val="15"/>
+              </w:rPr>
+              <w:t xml:space="preserve">📺 Önerilen YouTube Desteği (Temel Seviye): </w:t>
+            </w:r>
+            <w:r>
+              <w:rPr>
+                <w:b/>
+                <w:sz w:val="15"/>
+              </w:rPr>
+              <w:t xml:space="preserve">Kanal: Partikül Matematik | </w:t>
+            </w:r>
+            <w:r>
+              <w:rPr>
+                <w:sz w:val="15"/>
+              </w:rPr>
+              <w:t>Odak: Temel Kavramlar &amp; Adım Adım Konu Anlatımı. Taktik: Videoyu durdurarak hocayla birlikte işlem yap; temel soru tiplerini not alıp kavrama testlerine geç.</w:t>
             </w:r>
           </w:p>
         </w:tc>
@@ -2026,6 +2078,32 @@
               <w:t>Türkçe branş netin: 9.33 (11 Doğru, 5 Yanlış, 4 Boş). Türkçe branşında 5 yanlış ciddi bir net kaybına yol açmış (9.33 Net). Acilen sıfır çektiğin [Sözcük ve Sözcük Gruplarında Anlam, Öznel ve Nesnel Anlatımlı Cümleler, Tablo ve Grafik Yorumlama] konularını konu fasikülünden çalış. Paragrafı kendi yorumunla değil metindeki kanıtla çöz; günde 20 paragraf + 10 dil bilgisi çöz.</w:t>
             </w:r>
           </w:p>
+          <w:p>
+            <w:pPr>
+              <w:spacing w:after="20"/>
+            </w:pPr>
+            <w:r>
+              <w:rPr>
+                <w:b/>
+                <w:color w:val="C0392B"/>
+                <w:sz w:val="15"/>
+              </w:rPr>
+              <w:t xml:space="preserve">📺 Önerilen YouTube Desteği (Orta Seviye): </w:t>
+            </w:r>
+            <w:r>
+              <w:rPr>
+                <w:b/>
+                <w:sz w:val="15"/>
+              </w:rPr>
+              <w:t xml:space="preserve">Kanal: Hız Yayınları - Ebubekir Hoca | </w:t>
+            </w:r>
+            <w:r>
+              <w:rPr>
+                <w:sz w:val="15"/>
+              </w:rPr>
+              <w:t>Odak: Paragraf Taktikleri &amp; Çeldirici Eleme. Taktik: Paragraf sorularında hocanın anahtar kelimeleri ve metin kanıtlarını nasıl çizdiğine dikkat et.</w:t>
+            </w:r>
+          </w:p>
         </w:tc>
       </w:tr>
     </w:tbl>
@@ -2152,6 +2230,32 @@
                 <w:sz w:val="15"/>
               </w:rPr>
               <w:t>İnkılap Tarihi netin: 7.33 (8 Doğru, 2 Yanlış, 0 Boş). Hedeflenen seviyenin altında kalındı (7.33 Net). Pekiştirilmesi gereken [Mustafa Kemal'in Öğrenim Hayatı (%67), Uyanan Avrupa ve Sarsılan Osmanlı (%67)] konularında kronoloji tablosu çıkar. Sorularda 'Yalnızca bu bilgiye göre' köklerine dikkat et; metne sadık kal. Haftalık 25 soru çöz.</w:t>
+            </w:r>
+          </w:p>
+          <w:p>
+            <w:pPr>
+              <w:spacing w:after="20"/>
+            </w:pPr>
+            <w:r>
+              <w:rPr>
+                <w:b/>
+                <w:color w:val="C0392B"/>
+                <w:sz w:val="15"/>
+              </w:rPr>
+              <w:t xml:space="preserve">📺 Önerilen YouTube Desteği (Orta Seviye): </w:t>
+            </w:r>
+            <w:r>
+              <w:rPr>
+                <w:b/>
+                <w:sz w:val="15"/>
+              </w:rPr>
+              <w:t xml:space="preserve">Kanal: Sosyal Kale | </w:t>
+            </w:r>
+            <w:r>
+              <w:rPr>
+                <w:sz w:val="15"/>
+              </w:rPr>
+              <w:t>Odak: Soru Çözüm Taktikleri &amp; Neden-Sonuç İlişkisi. Taktik: 'Yalnızca bu bilgiye göre' tarzı sorularda metin dışına çıkmama kuralını pekiştir.</w:t>
             </w:r>
           </w:p>
         </w:tc>
@@ -2301,6 +2405,32 @@
               <w:t>Din Kültürü netin: 1.67 (2 Doğru, 1 Yanlış, 7 Boş). Din Kültürü netin (1.67) potansiyelinin altında. Sıfır çektiğin [Kader ve Kaza İnancı, Ayet el-Kürsi ve Anlamı, Hz. Musa (A.S.) ve Mücadelesi] konusunu mutlaka tekrar et. Kavram karmaşası yaşanan [İnsanın İradesi ve Kader (%50), Kader Kavramları (Ömür, Ecel, Rızık, Tevekkül) (%33)] alanlarına odaklan. Ömür, ecel, rızık, tevekkül, cüzi/külli irade kavramlarını sözlük kartlarına yazıp ezberle. Ayet-el Kürsi ana fikrine ve yasalara çalış.</w:t>
             </w:r>
           </w:p>
+          <w:p>
+            <w:pPr>
+              <w:spacing w:after="20"/>
+            </w:pPr>
+            <w:r>
+              <w:rPr>
+                <w:b/>
+                <w:color w:val="C0392B"/>
+                <w:sz w:val="15"/>
+              </w:rPr>
+              <w:t xml:space="preserve">📺 Önerilen YouTube Desteği (Temel Seviye): </w:t>
+            </w:r>
+            <w:r>
+              <w:rPr>
+                <w:b/>
+                <w:sz w:val="15"/>
+              </w:rPr>
+              <w:t xml:space="preserve">Kanal: Cebrail Hocam | </w:t>
+            </w:r>
+            <w:r>
+              <w:rPr>
+                <w:sz w:val="15"/>
+              </w:rPr>
+              <w:t>Odak: Kaza-Kader Temel Kavramları &amp; Ayet Mealleri. Taktik: Ömür, ecel, rızık, tevekkül ve yasalar konusunu hocanın kavram tablolarından tekrar et.</w:t>
+            </w:r>
+          </w:p>
         </w:tc>
       </w:tr>
     </w:tbl>
@@ -2427,6 +2557,32 @@
                 <w:sz w:val="15"/>
               </w:rPr>
               <w:t>İngilizce branş netin: 0.67 (1 Doğru, 1 Yanlış, 8 Boş). İngilizce branşında 0.67 net ile hedefin gerisinde kalındı. Sıfır çektiğin [Davet Kartları / Mektupları (Invitation), Daveti Kabul &amp; Reddetme Kalıpları, Basit Sorular Sorma (Simple Inquiries), Kişisel Özellikler / Sıfatlar (Qualities), Mazeret Bildirme ve Özür Dileme] soru kalıplarını tekrar et. Davet etme (Would you like...), kabul/ret ve mazeret kalıplarını ve Friendship sıfatlarını her gün 5 kelime kartıyla çalış. Rastgele işaretleme yapma.</w:t>
+            </w:r>
+          </w:p>
+          <w:p>
+            <w:pPr>
+              <w:spacing w:after="20"/>
+            </w:pPr>
+            <w:r>
+              <w:rPr>
+                <w:b/>
+                <w:color w:val="C0392B"/>
+                <w:sz w:val="15"/>
+              </w:rPr>
+              <w:t xml:space="preserve">📺 Önerilen YouTube Desteği (Temel Seviye): </w:t>
+            </w:r>
+            <w:r>
+              <w:rPr>
+                <w:b/>
+                <w:sz w:val="15"/>
+              </w:rPr>
+              <w:t xml:space="preserve">Kanal: Tonguç Akademi | </w:t>
+            </w:r>
+            <w:r>
+              <w:rPr>
+                <w:sz w:val="15"/>
+              </w:rPr>
+              <w:t>Odak: Temel Kelimeler &amp; Kalıp Cümleler. Taktik: Friendship ünitesi kelimelerini ve Türkçelerini sesli tekrar ederek kelime defterine geçir.</w:t>
             </w:r>
           </w:p>
         </w:tc>

--- a/exports/karneler/323_ZAHIDE_GOLUKCU_Karne.docx
+++ b/exports/karneler/323_ZAHIDE_GOLUKCU_Karne.docx
@@ -2095,7 +2095,7 @@
                 <w:b/>
                 <w:sz w:val="15"/>
               </w:rPr>
-              <w:t xml:space="preserve">Kanal: Hız Yayınları - Ebubekir Hoca | </w:t>
+              <w:t xml:space="preserve">Kanal: Hız Yayınları veya Ebubekir Hoca ile Türkçe | </w:t>
             </w:r>
             <w:r>
               <w:rPr>

--- a/exports/karneler/323_ZAHIDE_GOLUKCU_Karne.docx
+++ b/exports/karneler/323_ZAHIDE_GOLUKCU_Karne.docx
@@ -27,7 +27,7 @@
           <w:color w:val="646464"/>
           <w:sz w:val="17"/>
         </w:rPr>
-        <w:t>Deneme Sınavı: PARAF LGS 1 | Kurumsal Başarı ve Takip Sistemi</w:t>
+        <w:t>Deneme Sınavı: 2026-2027  NARTEST LGS 1 | Kurumsal Başarı ve Takip Sistemi</w:t>
       </w:r>
     </w:p>
     <w:tbl>
@@ -169,7 +169,7 @@
               <w:rPr>
                 <w:sz w:val="16"/>
               </w:rPr>
-              <w:t>30.00 Net / 284.51 Puan</w:t>
+              <w:t>44.33 Net / 359.72 Puan</w:t>
             </w:r>
           </w:p>
         </w:tc>
@@ -209,7 +209,7 @@
               <w:rPr>
                 <w:sz w:val="16"/>
               </w:rPr>
-              <w:t>Sınıf: 15/27 | Okul: 59/110 | TG: 8133 (Dilim: %78.53)</w:t>
+              <w:t>Sınıf: 11 / 28 | Okul: 23 / 56 | TG: 1910 (Dilim: %62.66)</w:t>
             </w:r>
           </w:p>
         </w:tc>
@@ -483,7 +483,7 @@
               <w:rPr>
                 <w:sz w:val="15"/>
               </w:rPr>
-              <w:t>11</w:t>
+              <w:t>17</w:t>
             </w:r>
           </w:p>
         </w:tc>
@@ -505,7 +505,7 @@
               <w:rPr>
                 <w:sz w:val="15"/>
               </w:rPr>
-              <w:t>5</w:t>
+              <w:t>3</w:t>
             </w:r>
           </w:p>
         </w:tc>
@@ -527,7 +527,7 @@
               <w:rPr>
                 <w:sz w:val="15"/>
               </w:rPr>
-              <w:t>4</w:t>
+              <w:t>0</w:t>
             </w:r>
           </w:p>
         </w:tc>
@@ -549,7 +549,7 @@
               <w:rPr>
                 <w:sz w:val="15"/>
               </w:rPr>
-              <w:t>9.33</w:t>
+              <w:t>16.00</w:t>
             </w:r>
           </w:p>
         </w:tc>
@@ -571,7 +571,7 @@
               <w:rPr>
                 <w:sz w:val="15"/>
               </w:rPr>
-              <w:t>%46.7</w:t>
+              <w:t>%80.0</w:t>
             </w:r>
           </w:p>
         </w:tc>
@@ -639,7 +639,7 @@
               <w:rPr>
                 <w:sz w:val="15"/>
               </w:rPr>
-              <w:t>8</w:t>
+              <w:t>4</w:t>
             </w:r>
           </w:p>
         </w:tc>
@@ -661,7 +661,7 @@
               <w:rPr>
                 <w:sz w:val="15"/>
               </w:rPr>
-              <w:t>2</w:t>
+              <w:t>1</w:t>
             </w:r>
           </w:p>
         </w:tc>
@@ -683,7 +683,7 @@
               <w:rPr>
                 <w:sz w:val="15"/>
               </w:rPr>
-              <w:t>0</w:t>
+              <w:t>5</w:t>
             </w:r>
           </w:p>
         </w:tc>
@@ -705,7 +705,7 @@
               <w:rPr>
                 <w:sz w:val="15"/>
               </w:rPr>
-              <w:t>7.33</w:t>
+              <w:t>3.67</w:t>
             </w:r>
           </w:p>
         </w:tc>
@@ -727,7 +727,7 @@
               <w:rPr>
                 <w:sz w:val="15"/>
               </w:rPr>
-              <w:t>%73.3</w:t>
+              <w:t>%36.7</w:t>
             </w:r>
           </w:p>
         </w:tc>
@@ -795,7 +795,7 @@
               <w:rPr>
                 <w:sz w:val="15"/>
               </w:rPr>
-              <w:t>2</w:t>
+              <w:t>0</w:t>
             </w:r>
           </w:p>
         </w:tc>
@@ -817,7 +817,7 @@
               <w:rPr>
                 <w:sz w:val="15"/>
               </w:rPr>
-              <w:t>1</w:t>
+              <w:t>0</w:t>
             </w:r>
           </w:p>
         </w:tc>
@@ -839,7 +839,7 @@
               <w:rPr>
                 <w:sz w:val="15"/>
               </w:rPr>
-              <w:t>7</w:t>
+              <w:t>10</w:t>
             </w:r>
           </w:p>
         </w:tc>
@@ -861,7 +861,7 @@
               <w:rPr>
                 <w:sz w:val="15"/>
               </w:rPr>
-              <w:t>1.67</w:t>
+              <w:t>0.00</w:t>
             </w:r>
           </w:p>
         </w:tc>
@@ -883,7 +883,7 @@
               <w:rPr>
                 <w:sz w:val="15"/>
               </w:rPr>
-              <w:t>%16.7</w:t>
+              <w:t>%0.0</w:t>
             </w:r>
           </w:p>
         </w:tc>
@@ -951,7 +951,7 @@
               <w:rPr>
                 <w:sz w:val="15"/>
               </w:rPr>
-              <w:t>1</w:t>
+              <w:t>4</w:t>
             </w:r>
           </w:p>
         </w:tc>
@@ -973,7 +973,7 @@
               <w:rPr>
                 <w:sz w:val="15"/>
               </w:rPr>
-              <w:t>1</w:t>
+              <w:t>6</w:t>
             </w:r>
           </w:p>
         </w:tc>
@@ -995,7 +995,7 @@
               <w:rPr>
                 <w:sz w:val="15"/>
               </w:rPr>
-              <w:t>8</w:t>
+              <w:t>0</w:t>
             </w:r>
           </w:p>
         </w:tc>
@@ -1017,7 +1017,7 @@
               <w:rPr>
                 <w:sz w:val="15"/>
               </w:rPr>
-              <w:t>0.67</w:t>
+              <w:t>2.00</w:t>
             </w:r>
           </w:p>
         </w:tc>
@@ -1039,7 +1039,7 @@
               <w:rPr>
                 <w:sz w:val="15"/>
               </w:rPr>
-              <w:t>%6.7</w:t>
+              <w:t>%20.0</w:t>
             </w:r>
           </w:p>
         </w:tc>
@@ -1107,7 +1107,7 @@
               <w:rPr>
                 <w:sz w:val="15"/>
               </w:rPr>
-              <w:t>2</w:t>
+              <w:t>12</w:t>
             </w:r>
           </w:p>
         </w:tc>
@@ -1129,7 +1129,7 @@
               <w:rPr>
                 <w:sz w:val="15"/>
               </w:rPr>
-              <w:t>2</w:t>
+              <w:t>5</w:t>
             </w:r>
           </w:p>
         </w:tc>
@@ -1151,7 +1151,7 @@
               <w:rPr>
                 <w:sz w:val="15"/>
               </w:rPr>
-              <w:t>16</w:t>
+              <w:t>3</w:t>
             </w:r>
           </w:p>
         </w:tc>
@@ -1173,7 +1173,7 @@
               <w:rPr>
                 <w:sz w:val="15"/>
               </w:rPr>
-              <w:t>1.33</w:t>
+              <w:t>10.33</w:t>
             </w:r>
           </w:p>
         </w:tc>
@@ -1195,7 +1195,7 @@
               <w:rPr>
                 <w:sz w:val="15"/>
               </w:rPr>
-              <w:t>%6.7</w:t>
+              <w:t>%51.6</w:t>
             </w:r>
           </w:p>
         </w:tc>
@@ -1263,7 +1263,29 @@
               <w:rPr>
                 <w:sz w:val="15"/>
               </w:rPr>
-              <w:t>10</w:t>
+              <w:t>14</w:t>
+            </w:r>
+          </w:p>
+        </w:tc>
+        <w:tc>
+          <w:tcPr>
+            <w:tcW w:type="dxa" w:w="1543"/>
+            <w:tcMar>
+              <w:top w:w="20" w:type="dxa"/>
+              <w:bottom w:w="20" w:type="dxa"/>
+              <w:left w:w="35" w:type="dxa"/>
+              <w:right w:w="35" w:type="dxa"/>
+            </w:tcMar>
+          </w:tcPr>
+          <w:p>
+            <w:pPr>
+              <w:jc w:val="center"/>
+            </w:pPr>
+            <w:r>
+              <w:rPr>
+                <w:sz w:val="15"/>
+              </w:rPr>
+              <w:t>5</w:t>
             </w:r>
           </w:p>
         </w:tc>
@@ -1307,7 +1329,7 @@
               <w:rPr>
                 <w:sz w:val="15"/>
               </w:rPr>
-              <w:t>9</w:t>
+              <w:t>12.33</w:t>
             </w:r>
           </w:p>
         </w:tc>
@@ -1329,29 +1351,7 @@
               <w:rPr>
                 <w:sz w:val="15"/>
               </w:rPr>
-              <w:t>9.67</w:t>
-            </w:r>
-          </w:p>
-        </w:tc>
-        <w:tc>
-          <w:tcPr>
-            <w:tcW w:type="dxa" w:w="1543"/>
-            <w:tcMar>
-              <w:top w:w="20" w:type="dxa"/>
-              <w:bottom w:w="20" w:type="dxa"/>
-              <w:left w:w="35" w:type="dxa"/>
-              <w:right w:w="35" w:type="dxa"/>
-            </w:tcMar>
-          </w:tcPr>
-          <w:p>
-            <w:pPr>
-              <w:jc w:val="center"/>
-            </w:pPr>
-            <w:r>
-              <w:rPr>
-                <w:sz w:val="15"/>
-              </w:rPr>
-              <w:t>%48.4</w:t>
+              <w:t>%61.7</w:t>
             </w:r>
           </w:p>
         </w:tc>
@@ -1425,7 +1425,7 @@
                 <w:b/>
                 <w:sz w:val="15"/>
               </w:rPr>
-              <w:t>34</w:t>
+              <w:t>51</w:t>
             </w:r>
           </w:p>
         </w:tc>
@@ -1449,7 +1449,7 @@
                 <w:b/>
                 <w:sz w:val="15"/>
               </w:rPr>
-              <w:t>12</w:t>
+              <w:t>20</w:t>
             </w:r>
           </w:p>
         </w:tc>
@@ -1473,7 +1473,7 @@
                 <w:b/>
                 <w:sz w:val="15"/>
               </w:rPr>
-              <w:t>44</w:t>
+              <w:t>19</w:t>
             </w:r>
           </w:p>
         </w:tc>
@@ -1497,7 +1497,7 @@
                 <w:b/>
                 <w:sz w:val="15"/>
               </w:rPr>
-              <w:t>30.00</w:t>
+              <w:t>44.33</w:t>
             </w:r>
           </w:p>
         </w:tc>
@@ -1521,7 +1521,629 @@
                 <w:b/>
                 <w:sz w:val="15"/>
               </w:rPr>
-              <w:t>%33.3</w:t>
+              <w:t>%49.3</w:t>
+            </w:r>
+          </w:p>
+        </w:tc>
+      </w:tr>
+    </w:tbl>
+    <w:p>
+      <w:pPr>
+        <w:spacing w:before="80" w:after="40"/>
+      </w:pPr>
+      <w:r>
+        <w:rPr>
+          <w:b/>
+          <w:color w:val="1F497D"/>
+          <w:sz w:val="18"/>
+        </w:rPr>
+        <w:t>1. DENEMELER ARASI GELİŞİM VE AKADEMİK DEĞİŞİM ANALİZİ (PARAF 1 ➔ NARTEST 1)</w:t>
+      </w:r>
+    </w:p>
+    <w:tbl>
+      <w:tblPr>
+        <w:tblW w:type="auto" w:w="0"/>
+        <w:jc w:val="center"/>
+        <w:tblLook w:firstColumn="1" w:firstRow="1" w:lastColumn="0" w:lastRow="0" w:noHBand="0" w:noVBand="1" w:val="04A0"/>
+        <w:tblBorders>
+          <w:top w:val="single" w:sz="4" w:space="0" w:color="B0C4DE"/>
+          <w:left w:val="single" w:sz="4" w:space="0" w:color="B0C4DE"/>
+          <w:bottom w:val="single" w:sz="4" w:space="0" w:color="B0C4DE"/>
+          <w:right w:val="single" w:sz="4" w:space="0" w:color="B0C4DE"/>
+          <w:insideH w:val="single" w:sz="4" w:space="0" w:color="B0C4DE"/>
+          <w:insideV w:val="single" w:sz="4" w:space="0" w:color="B0C4DE"/>
+        </w:tblBorders>
+      </w:tblPr>
+      <w:tblGrid>
+        <w:gridCol w:w="2160"/>
+        <w:gridCol w:w="2160"/>
+        <w:gridCol w:w="2160"/>
+        <w:gridCol w:w="2160"/>
+        <w:gridCol w:w="2160"/>
+      </w:tblGrid>
+      <w:tr>
+        <w:tc>
+          <w:tcPr>
+            <w:tcW w:type="dxa" w:w="2160"/>
+            <w:shd w:fill="1F497D"/>
+            <w:tcMar>
+              <w:top w:w="25" w:type="dxa"/>
+              <w:bottom w:w="25" w:type="dxa"/>
+              <w:left w:w="35" w:type="dxa"/>
+              <w:right w:w="35" w:type="dxa"/>
+            </w:tcMar>
+          </w:tcPr>
+          <w:p>
+            <w:pPr>
+              <w:jc w:val="left"/>
+            </w:pPr>
+            <w:r>
+              <w:rPr>
+                <w:b/>
+                <w:color w:val="FFFFFF"/>
+                <w:sz w:val="15"/>
+              </w:rPr>
+              <w:t>Değerlendirme Kriteri</w:t>
+            </w:r>
+          </w:p>
+        </w:tc>
+        <w:tc>
+          <w:tcPr>
+            <w:tcW w:type="dxa" w:w="2160"/>
+            <w:shd w:fill="1F497D"/>
+            <w:tcMar>
+              <w:top w:w="25" w:type="dxa"/>
+              <w:bottom w:w="25" w:type="dxa"/>
+              <w:left w:w="35" w:type="dxa"/>
+              <w:right w:w="35" w:type="dxa"/>
+            </w:tcMar>
+          </w:tcPr>
+          <w:p>
+            <w:pPr>
+              <w:jc w:val="center"/>
+            </w:pPr>
+            <w:r>
+              <w:rPr>
+                <w:b/>
+                <w:color w:val="FFFFFF"/>
+                <w:sz w:val="15"/>
+              </w:rPr>
+              <w:t>1. Deneme (PARAF)</w:t>
+            </w:r>
+          </w:p>
+        </w:tc>
+        <w:tc>
+          <w:tcPr>
+            <w:tcW w:type="dxa" w:w="2160"/>
+            <w:shd w:fill="1F497D"/>
+            <w:tcMar>
+              <w:top w:w="25" w:type="dxa"/>
+              <w:bottom w:w="25" w:type="dxa"/>
+              <w:left w:w="35" w:type="dxa"/>
+              <w:right w:w="35" w:type="dxa"/>
+            </w:tcMar>
+          </w:tcPr>
+          <w:p>
+            <w:pPr>
+              <w:jc w:val="center"/>
+            </w:pPr>
+            <w:r>
+              <w:rPr>
+                <w:b/>
+                <w:color w:val="FFFFFF"/>
+                <w:sz w:val="15"/>
+              </w:rPr>
+              <w:t>2. Deneme (NARTEST)</w:t>
+            </w:r>
+          </w:p>
+        </w:tc>
+        <w:tc>
+          <w:tcPr>
+            <w:tcW w:type="dxa" w:w="2160"/>
+            <w:shd w:fill="1F497D"/>
+            <w:tcMar>
+              <w:top w:w="25" w:type="dxa"/>
+              <w:bottom w:w="25" w:type="dxa"/>
+              <w:left w:w="35" w:type="dxa"/>
+              <w:right w:w="35" w:type="dxa"/>
+            </w:tcMar>
+          </w:tcPr>
+          <w:p>
+            <w:pPr>
+              <w:jc w:val="center"/>
+            </w:pPr>
+            <w:r>
+              <w:rPr>
+                <w:b/>
+                <w:color w:val="FFFFFF"/>
+                <w:sz w:val="15"/>
+              </w:rPr>
+              <w:t>Sınavlar Arası Fark</w:t>
+            </w:r>
+          </w:p>
+        </w:tc>
+        <w:tc>
+          <w:tcPr>
+            <w:tcW w:type="dxa" w:w="2160"/>
+            <w:shd w:fill="1F497D"/>
+            <w:tcMar>
+              <w:top w:w="25" w:type="dxa"/>
+              <w:bottom w:w="25" w:type="dxa"/>
+              <w:left w:w="35" w:type="dxa"/>
+              <w:right w:w="35" w:type="dxa"/>
+            </w:tcMar>
+          </w:tcPr>
+          <w:p>
+            <w:pPr>
+              <w:jc w:val="center"/>
+            </w:pPr>
+            <w:r>
+              <w:rPr>
+                <w:b/>
+                <w:color w:val="FFFFFF"/>
+                <w:sz w:val="15"/>
+              </w:rPr>
+              <w:t>Gelişim Durumu</w:t>
+            </w:r>
+          </w:p>
+        </w:tc>
+      </w:tr>
+      <w:tr>
+        <w:tc>
+          <w:tcPr>
+            <w:tcW w:type="dxa" w:w="2160"/>
+            <w:tcMar>
+              <w:top w:w="20" w:type="dxa"/>
+              <w:bottom w:w="20" w:type="dxa"/>
+              <w:left w:w="35" w:type="dxa"/>
+              <w:right w:w="35" w:type="dxa"/>
+            </w:tcMar>
+            <w:shd w:fill="F0F4F8"/>
+          </w:tcPr>
+          <w:p>
+            <w:pPr>
+              <w:jc w:val="left"/>
+            </w:pPr>
+            <w:r>
+              <w:rPr>
+                <w:sz w:val="15"/>
+              </w:rPr>
+              <w:t>Toplam Net</w:t>
+            </w:r>
+          </w:p>
+        </w:tc>
+        <w:tc>
+          <w:tcPr>
+            <w:tcW w:type="dxa" w:w="2160"/>
+            <w:tcMar>
+              <w:top w:w="20" w:type="dxa"/>
+              <w:bottom w:w="20" w:type="dxa"/>
+              <w:left w:w="35" w:type="dxa"/>
+              <w:right w:w="35" w:type="dxa"/>
+            </w:tcMar>
+            <w:shd w:fill="F0F4F8"/>
+          </w:tcPr>
+          <w:p>
+            <w:pPr>
+              <w:jc w:val="center"/>
+            </w:pPr>
+            <w:r>
+              <w:rPr>
+                <w:sz w:val="15"/>
+              </w:rPr>
+              <w:t>30.00 Net</w:t>
+            </w:r>
+          </w:p>
+        </w:tc>
+        <w:tc>
+          <w:tcPr>
+            <w:tcW w:type="dxa" w:w="2160"/>
+            <w:tcMar>
+              <w:top w:w="20" w:type="dxa"/>
+              <w:bottom w:w="20" w:type="dxa"/>
+              <w:left w:w="35" w:type="dxa"/>
+              <w:right w:w="35" w:type="dxa"/>
+            </w:tcMar>
+            <w:shd w:fill="F0F4F8"/>
+          </w:tcPr>
+          <w:p>
+            <w:pPr>
+              <w:jc w:val="center"/>
+            </w:pPr>
+            <w:r>
+              <w:rPr>
+                <w:sz w:val="15"/>
+              </w:rPr>
+              <w:t>44.33 Net</w:t>
+            </w:r>
+          </w:p>
+        </w:tc>
+        <w:tc>
+          <w:tcPr>
+            <w:tcW w:type="dxa" w:w="2160"/>
+            <w:tcMar>
+              <w:top w:w="20" w:type="dxa"/>
+              <w:bottom w:w="20" w:type="dxa"/>
+              <w:left w:w="35" w:type="dxa"/>
+              <w:right w:w="35" w:type="dxa"/>
+            </w:tcMar>
+            <w:shd w:fill="E8F8F5"/>
+          </w:tcPr>
+          <w:p>
+            <w:pPr>
+              <w:jc w:val="center"/>
+            </w:pPr>
+            <w:r>
+              <w:rPr>
+                <w:b/>
+                <w:sz w:val="15"/>
+              </w:rPr>
+              <w:t>+14.33 Net</w:t>
+            </w:r>
+          </w:p>
+        </w:tc>
+        <w:tc>
+          <w:tcPr>
+            <w:tcW w:type="dxa" w:w="2160"/>
+            <w:tcMar>
+              <w:top w:w="20" w:type="dxa"/>
+              <w:bottom w:w="20" w:type="dxa"/>
+              <w:left w:w="35" w:type="dxa"/>
+              <w:right w:w="35" w:type="dxa"/>
+            </w:tcMar>
+            <w:shd w:fill="F0F4F8"/>
+          </w:tcPr>
+          <w:p>
+            <w:pPr>
+              <w:jc w:val="center"/>
+            </w:pPr>
+            <w:r>
+              <w:rPr>
+                <w:sz w:val="15"/>
+              </w:rPr>
+              <w:t>🚀 Çok Güçlü İlerleme</w:t>
+            </w:r>
+          </w:p>
+        </w:tc>
+      </w:tr>
+      <w:tr>
+        <w:tc>
+          <w:tcPr>
+            <w:tcW w:type="dxa" w:w="2160"/>
+            <w:tcMar>
+              <w:top w:w="20" w:type="dxa"/>
+              <w:bottom w:w="20" w:type="dxa"/>
+              <w:left w:w="35" w:type="dxa"/>
+              <w:right w:w="35" w:type="dxa"/>
+            </w:tcMar>
+          </w:tcPr>
+          <w:p>
+            <w:pPr>
+              <w:jc w:val="left"/>
+            </w:pPr>
+            <w:r>
+              <w:rPr>
+                <w:sz w:val="15"/>
+              </w:rPr>
+              <w:t>LGS Puanı</w:t>
+            </w:r>
+          </w:p>
+        </w:tc>
+        <w:tc>
+          <w:tcPr>
+            <w:tcW w:type="dxa" w:w="2160"/>
+            <w:tcMar>
+              <w:top w:w="20" w:type="dxa"/>
+              <w:bottom w:w="20" w:type="dxa"/>
+              <w:left w:w="35" w:type="dxa"/>
+              <w:right w:w="35" w:type="dxa"/>
+            </w:tcMar>
+          </w:tcPr>
+          <w:p>
+            <w:pPr>
+              <w:jc w:val="center"/>
+            </w:pPr>
+            <w:r>
+              <w:rPr>
+                <w:sz w:val="15"/>
+              </w:rPr>
+              <w:t>284.51 Puan</w:t>
+            </w:r>
+          </w:p>
+        </w:tc>
+        <w:tc>
+          <w:tcPr>
+            <w:tcW w:type="dxa" w:w="2160"/>
+            <w:tcMar>
+              <w:top w:w="20" w:type="dxa"/>
+              <w:bottom w:w="20" w:type="dxa"/>
+              <w:left w:w="35" w:type="dxa"/>
+              <w:right w:w="35" w:type="dxa"/>
+            </w:tcMar>
+          </w:tcPr>
+          <w:p>
+            <w:pPr>
+              <w:jc w:val="center"/>
+            </w:pPr>
+            <w:r>
+              <w:rPr>
+                <w:sz w:val="15"/>
+              </w:rPr>
+              <w:t>359.72 Puan</w:t>
+            </w:r>
+          </w:p>
+        </w:tc>
+        <w:tc>
+          <w:tcPr>
+            <w:tcW w:type="dxa" w:w="2160"/>
+            <w:tcMar>
+              <w:top w:w="20" w:type="dxa"/>
+              <w:bottom w:w="20" w:type="dxa"/>
+              <w:left w:w="35" w:type="dxa"/>
+              <w:right w:w="35" w:type="dxa"/>
+            </w:tcMar>
+            <w:shd w:fill="E8F8F5"/>
+          </w:tcPr>
+          <w:p>
+            <w:pPr>
+              <w:jc w:val="center"/>
+            </w:pPr>
+            <w:r>
+              <w:rPr>
+                <w:b/>
+                <w:sz w:val="15"/>
+              </w:rPr>
+              <w:t>+75.21 Puan</w:t>
+            </w:r>
+          </w:p>
+        </w:tc>
+        <w:tc>
+          <w:tcPr>
+            <w:tcW w:type="dxa" w:w="2160"/>
+            <w:tcMar>
+              <w:top w:w="20" w:type="dxa"/>
+              <w:bottom w:w="20" w:type="dxa"/>
+              <w:left w:w="35" w:type="dxa"/>
+              <w:right w:w="35" w:type="dxa"/>
+            </w:tcMar>
+          </w:tcPr>
+          <w:p>
+            <w:pPr>
+              <w:jc w:val="center"/>
+            </w:pPr>
+            <w:r>
+              <w:rPr>
+                <w:sz w:val="15"/>
+              </w:rPr>
+              <w:t>Belirgin Puan Artışı</w:t>
+            </w:r>
+          </w:p>
+        </w:tc>
+      </w:tr>
+      <w:tr>
+        <w:tc>
+          <w:tcPr>
+            <w:tcW w:type="dxa" w:w="2160"/>
+            <w:tcMar>
+              <w:top w:w="20" w:type="dxa"/>
+              <w:bottom w:w="20" w:type="dxa"/>
+              <w:left w:w="35" w:type="dxa"/>
+              <w:right w:w="35" w:type="dxa"/>
+            </w:tcMar>
+          </w:tcPr>
+          <w:p>
+            <w:pPr>
+              <w:jc w:val="left"/>
+            </w:pPr>
+            <w:r>
+              <w:rPr>
+                <w:sz w:val="15"/>
+              </w:rPr>
+              <w:t>Sınıf Derecesi</w:t>
+            </w:r>
+          </w:p>
+        </w:tc>
+        <w:tc>
+          <w:tcPr>
+            <w:tcW w:type="dxa" w:w="2160"/>
+            <w:tcMar>
+              <w:top w:w="20" w:type="dxa"/>
+              <w:bottom w:w="20" w:type="dxa"/>
+              <w:left w:w="35" w:type="dxa"/>
+              <w:right w:w="35" w:type="dxa"/>
+            </w:tcMar>
+          </w:tcPr>
+          <w:p>
+            <w:pPr>
+              <w:jc w:val="center"/>
+            </w:pPr>
+            <w:r>
+              <w:rPr>
+                <w:sz w:val="15"/>
+              </w:rPr>
+              <w:t>15. Sıra / 27</w:t>
+            </w:r>
+          </w:p>
+        </w:tc>
+        <w:tc>
+          <w:tcPr>
+            <w:tcW w:type="dxa" w:w="2160"/>
+            <w:tcMar>
+              <w:top w:w="20" w:type="dxa"/>
+              <w:bottom w:w="20" w:type="dxa"/>
+              <w:left w:w="35" w:type="dxa"/>
+              <w:right w:w="35" w:type="dxa"/>
+            </w:tcMar>
+          </w:tcPr>
+          <w:p>
+            <w:pPr>
+              <w:jc w:val="center"/>
+            </w:pPr>
+            <w:r>
+              <w:rPr>
+                <w:sz w:val="15"/>
+              </w:rPr>
+              <w:t>11. Sıra / 28</w:t>
+            </w:r>
+          </w:p>
+        </w:tc>
+        <w:tc>
+          <w:tcPr>
+            <w:tcW w:type="dxa" w:w="2160"/>
+            <w:tcMar>
+              <w:top w:w="20" w:type="dxa"/>
+              <w:bottom w:w="20" w:type="dxa"/>
+              <w:left w:w="35" w:type="dxa"/>
+              <w:right w:w="35" w:type="dxa"/>
+            </w:tcMar>
+            <w:shd w:fill="E8F8F5"/>
+          </w:tcPr>
+          <w:p>
+            <w:pPr>
+              <w:jc w:val="center"/>
+            </w:pPr>
+            <w:r>
+              <w:rPr>
+                <w:b/>
+                <w:sz w:val="15"/>
+              </w:rPr>
+              <w:t>+4 Sıra Yükseldi</w:t>
+            </w:r>
+          </w:p>
+        </w:tc>
+        <w:tc>
+          <w:tcPr>
+            <w:tcW w:type="dxa" w:w="2160"/>
+            <w:tcMar>
+              <w:top w:w="20" w:type="dxa"/>
+              <w:bottom w:w="20" w:type="dxa"/>
+              <w:left w:w="35" w:type="dxa"/>
+              <w:right w:w="35" w:type="dxa"/>
+            </w:tcMar>
+          </w:tcPr>
+          <w:p>
+            <w:pPr>
+              <w:jc w:val="center"/>
+            </w:pPr>
+            <w:r>
+              <w:rPr>
+                <w:sz w:val="15"/>
+              </w:rPr>
+              <w:t>Sınıf İçi Başarı</w:t>
+            </w:r>
+          </w:p>
+        </w:tc>
+      </w:tr>
+      <w:tr>
+        <w:tc>
+          <w:tcPr>
+            <w:tcW w:type="dxa" w:w="2160"/>
+            <w:tcMar>
+              <w:top w:w="20" w:type="dxa"/>
+              <w:bottom w:w="20" w:type="dxa"/>
+              <w:left w:w="35" w:type="dxa"/>
+              <w:right w:w="35" w:type="dxa"/>
+            </w:tcMar>
+          </w:tcPr>
+          <w:p>
+            <w:pPr>
+              <w:jc w:val="left"/>
+            </w:pPr>
+            <w:r>
+              <w:rPr>
+                <w:sz w:val="15"/>
+              </w:rPr>
+              <w:t>Okul Derecesi</w:t>
+            </w:r>
+          </w:p>
+        </w:tc>
+        <w:tc>
+          <w:tcPr>
+            <w:tcW w:type="dxa" w:w="2160"/>
+            <w:tcMar>
+              <w:top w:w="20" w:type="dxa"/>
+              <w:bottom w:w="20" w:type="dxa"/>
+              <w:left w:w="35" w:type="dxa"/>
+              <w:right w:w="35" w:type="dxa"/>
+            </w:tcMar>
+          </w:tcPr>
+          <w:p>
+            <w:pPr>
+              <w:jc w:val="center"/>
+            </w:pPr>
+            <w:r>
+              <w:rPr>
+                <w:sz w:val="15"/>
+              </w:rPr>
+              <w:t>59. Sıra / 110</w:t>
+            </w:r>
+          </w:p>
+        </w:tc>
+        <w:tc>
+          <w:tcPr>
+            <w:tcW w:type="dxa" w:w="2160"/>
+            <w:tcMar>
+              <w:top w:w="20" w:type="dxa"/>
+              <w:bottom w:w="20" w:type="dxa"/>
+              <w:left w:w="35" w:type="dxa"/>
+              <w:right w:w="35" w:type="dxa"/>
+            </w:tcMar>
+          </w:tcPr>
+          <w:p>
+            <w:pPr>
+              <w:jc w:val="center"/>
+            </w:pPr>
+            <w:r>
+              <w:rPr>
+                <w:sz w:val="15"/>
+              </w:rPr>
+              <w:t>23. Sıra / 56</w:t>
+            </w:r>
+          </w:p>
+        </w:tc>
+        <w:tc>
+          <w:tcPr>
+            <w:tcW w:type="dxa" w:w="2160"/>
+            <w:tcMar>
+              <w:top w:w="20" w:type="dxa"/>
+              <w:bottom w:w="20" w:type="dxa"/>
+              <w:left w:w="35" w:type="dxa"/>
+              <w:right w:w="35" w:type="dxa"/>
+            </w:tcMar>
+            <w:shd w:fill="E8F8F5"/>
+          </w:tcPr>
+          <w:p>
+            <w:pPr>
+              <w:jc w:val="center"/>
+            </w:pPr>
+            <w:r>
+              <w:rPr>
+                <w:b/>
+                <w:sz w:val="15"/>
+              </w:rPr>
+              <w:t>+36 Sıra Yükseldi</w:t>
+            </w:r>
+          </w:p>
+        </w:tc>
+        <w:tc>
+          <w:tcPr>
+            <w:tcW w:type="dxa" w:w="2160"/>
+            <w:tcMar>
+              <w:top w:w="20" w:type="dxa"/>
+              <w:bottom w:w="20" w:type="dxa"/>
+              <w:left w:w="35" w:type="dxa"/>
+              <w:right w:w="35" w:type="dxa"/>
+            </w:tcMar>
+          </w:tcPr>
+          <w:p>
+            <w:pPr>
+              <w:jc w:val="center"/>
+            </w:pPr>
+            <w:r>
+              <w:rPr>
+                <w:sz w:val="15"/>
+              </w:rPr>
+              <w:t>Okul İçi Başarı</w:t>
             </w:r>
           </w:p>
         </w:tc>
@@ -1535,9 +2157,569 @@
         <w:rPr>
           <w:b/>
           <w:color w:val="006666"/>
+          <w:sz w:val="16"/>
+        </w:rPr>
+        <w:t>Branş Bazlı Net Değişim Tablosu:</w:t>
+      </w:r>
+    </w:p>
+    <w:tbl>
+      <w:tblPr>
+        <w:tblW w:type="auto" w:w="0"/>
+        <w:jc w:val="center"/>
+        <w:tblLook w:firstColumn="1" w:firstRow="1" w:lastColumn="0" w:lastRow="0" w:noHBand="0" w:noVBand="1" w:val="04A0"/>
+        <w:tblBorders>
+          <w:top w:val="single" w:sz="4" w:space="0" w:color="B0C4DE"/>
+          <w:left w:val="single" w:sz="4" w:space="0" w:color="B0C4DE"/>
+          <w:bottom w:val="single" w:sz="4" w:space="0" w:color="B0C4DE"/>
+          <w:right w:val="single" w:sz="4" w:space="0" w:color="B0C4DE"/>
+          <w:insideH w:val="single" w:sz="4" w:space="0" w:color="B0C4DE"/>
+          <w:insideV w:val="single" w:sz="4" w:space="0" w:color="B0C4DE"/>
+        </w:tblBorders>
+      </w:tblPr>
+      <w:tblGrid>
+        <w:gridCol w:w="1543"/>
+        <w:gridCol w:w="1543"/>
+        <w:gridCol w:w="1543"/>
+        <w:gridCol w:w="1543"/>
+        <w:gridCol w:w="1543"/>
+        <w:gridCol w:w="1543"/>
+        <w:gridCol w:w="1543"/>
+      </w:tblGrid>
+      <w:tr>
+        <w:tc>
+          <w:tcPr>
+            <w:tcW w:type="dxa" w:w="1543"/>
+            <w:shd w:fill="1F497D"/>
+            <w:tcMar>
+              <w:top w:w="20" w:type="dxa"/>
+              <w:bottom w:w="20" w:type="dxa"/>
+              <w:left w:w="30" w:type="dxa"/>
+              <w:right w:w="30" w:type="dxa"/>
+            </w:tcMar>
+          </w:tcPr>
+          <w:p>
+            <w:pPr>
+              <w:jc w:val="center"/>
+            </w:pPr>
+            <w:r>
+              <w:rPr>
+                <w:b/>
+                <w:color w:val="FFFFFF"/>
+                <w:sz w:val="15"/>
+              </w:rPr>
+              <w:t>Deneme Sınavı</w:t>
+            </w:r>
+          </w:p>
+        </w:tc>
+        <w:tc>
+          <w:tcPr>
+            <w:tcW w:type="dxa" w:w="1543"/>
+            <w:shd w:fill="1F497D"/>
+            <w:tcMar>
+              <w:top w:w="20" w:type="dxa"/>
+              <w:bottom w:w="20" w:type="dxa"/>
+              <w:left w:w="30" w:type="dxa"/>
+              <w:right w:w="30" w:type="dxa"/>
+            </w:tcMar>
+          </w:tcPr>
+          <w:p>
+            <w:pPr>
+              <w:jc w:val="center"/>
+            </w:pPr>
+            <w:r>
+              <w:rPr>
+                <w:b/>
+                <w:color w:val="FFFFFF"/>
+                <w:sz w:val="15"/>
+              </w:rPr>
+              <w:t>Türkçe</w:t>
+            </w:r>
+          </w:p>
+        </w:tc>
+        <w:tc>
+          <w:tcPr>
+            <w:tcW w:type="dxa" w:w="1543"/>
+            <w:shd w:fill="1F497D"/>
+            <w:tcMar>
+              <w:top w:w="20" w:type="dxa"/>
+              <w:bottom w:w="20" w:type="dxa"/>
+              <w:left w:w="30" w:type="dxa"/>
+              <w:right w:w="30" w:type="dxa"/>
+            </w:tcMar>
+          </w:tcPr>
+          <w:p>
+            <w:pPr>
+              <w:jc w:val="center"/>
+            </w:pPr>
+            <w:r>
+              <w:rPr>
+                <w:b/>
+                <w:color w:val="FFFFFF"/>
+                <w:sz w:val="15"/>
+              </w:rPr>
+              <w:t>İnkılap</w:t>
+            </w:r>
+          </w:p>
+        </w:tc>
+        <w:tc>
+          <w:tcPr>
+            <w:tcW w:type="dxa" w:w="1543"/>
+            <w:shd w:fill="1F497D"/>
+            <w:tcMar>
+              <w:top w:w="20" w:type="dxa"/>
+              <w:bottom w:w="20" w:type="dxa"/>
+              <w:left w:w="30" w:type="dxa"/>
+              <w:right w:w="30" w:type="dxa"/>
+            </w:tcMar>
+          </w:tcPr>
+          <w:p>
+            <w:pPr>
+              <w:jc w:val="center"/>
+            </w:pPr>
+            <w:r>
+              <w:rPr>
+                <w:b/>
+                <w:color w:val="FFFFFF"/>
+                <w:sz w:val="15"/>
+              </w:rPr>
+              <w:t>Din Kül.</w:t>
+            </w:r>
+          </w:p>
+        </w:tc>
+        <w:tc>
+          <w:tcPr>
+            <w:tcW w:type="dxa" w:w="1543"/>
+            <w:shd w:fill="1F497D"/>
+            <w:tcMar>
+              <w:top w:w="20" w:type="dxa"/>
+              <w:bottom w:w="20" w:type="dxa"/>
+              <w:left w:w="30" w:type="dxa"/>
+              <w:right w:w="30" w:type="dxa"/>
+            </w:tcMar>
+          </w:tcPr>
+          <w:p>
+            <w:pPr>
+              <w:jc w:val="center"/>
+            </w:pPr>
+            <w:r>
+              <w:rPr>
+                <w:b/>
+                <w:color w:val="FFFFFF"/>
+                <w:sz w:val="15"/>
+              </w:rPr>
+              <w:t>İngilizce</w:t>
+            </w:r>
+          </w:p>
+        </w:tc>
+        <w:tc>
+          <w:tcPr>
+            <w:tcW w:type="dxa" w:w="1543"/>
+            <w:shd w:fill="1F497D"/>
+            <w:tcMar>
+              <w:top w:w="20" w:type="dxa"/>
+              <w:bottom w:w="20" w:type="dxa"/>
+              <w:left w:w="30" w:type="dxa"/>
+              <w:right w:w="30" w:type="dxa"/>
+            </w:tcMar>
+          </w:tcPr>
+          <w:p>
+            <w:pPr>
+              <w:jc w:val="center"/>
+            </w:pPr>
+            <w:r>
+              <w:rPr>
+                <w:b/>
+                <w:color w:val="FFFFFF"/>
+                <w:sz w:val="15"/>
+              </w:rPr>
+              <w:t>Matematik</w:t>
+            </w:r>
+          </w:p>
+        </w:tc>
+        <w:tc>
+          <w:tcPr>
+            <w:tcW w:type="dxa" w:w="1543"/>
+            <w:shd w:fill="1F497D"/>
+            <w:tcMar>
+              <w:top w:w="20" w:type="dxa"/>
+              <w:bottom w:w="20" w:type="dxa"/>
+              <w:left w:w="30" w:type="dxa"/>
+              <w:right w:w="30" w:type="dxa"/>
+            </w:tcMar>
+          </w:tcPr>
+          <w:p>
+            <w:pPr>
+              <w:jc w:val="center"/>
+            </w:pPr>
+            <w:r>
+              <w:rPr>
+                <w:b/>
+                <w:color w:val="FFFFFF"/>
+                <w:sz w:val="15"/>
+              </w:rPr>
+              <w:t>Fen Bil.</w:t>
+            </w:r>
+          </w:p>
+        </w:tc>
+      </w:tr>
+      <w:tr>
+        <w:tc>
+          <w:tcPr>
+            <w:tcW w:type="dxa" w:w="1543"/>
+            <w:tcMar>
+              <w:top w:w="15" w:type="dxa"/>
+              <w:bottom w:w="15" w:type="dxa"/>
+              <w:left w:w="25" w:type="dxa"/>
+              <w:right w:w="25" w:type="dxa"/>
+            </w:tcMar>
+          </w:tcPr>
+          <w:p>
+            <w:pPr>
+              <w:jc w:val="center"/>
+            </w:pPr>
+            <w:r>
+              <w:rPr>
+                <w:sz w:val="15"/>
+              </w:rPr>
+              <w:t>1. PARAF LGS 1</w:t>
+            </w:r>
+          </w:p>
+        </w:tc>
+        <w:tc>
+          <w:tcPr>
+            <w:tcW w:type="dxa" w:w="1543"/>
+            <w:tcMar>
+              <w:top w:w="15" w:type="dxa"/>
+              <w:bottom w:w="15" w:type="dxa"/>
+              <w:left w:w="25" w:type="dxa"/>
+              <w:right w:w="25" w:type="dxa"/>
+            </w:tcMar>
+          </w:tcPr>
+          <w:p>
+            <w:pPr>
+              <w:jc w:val="center"/>
+            </w:pPr>
+            <w:r>
+              <w:rPr>
+                <w:sz w:val="15"/>
+              </w:rPr>
+              <w:t>9.33</w:t>
+            </w:r>
+          </w:p>
+        </w:tc>
+        <w:tc>
+          <w:tcPr>
+            <w:tcW w:type="dxa" w:w="1543"/>
+            <w:tcMar>
+              <w:top w:w="15" w:type="dxa"/>
+              <w:bottom w:w="15" w:type="dxa"/>
+              <w:left w:w="25" w:type="dxa"/>
+              <w:right w:w="25" w:type="dxa"/>
+            </w:tcMar>
+          </w:tcPr>
+          <w:p>
+            <w:pPr>
+              <w:jc w:val="center"/>
+            </w:pPr>
+            <w:r>
+              <w:rPr>
+                <w:sz w:val="15"/>
+              </w:rPr>
+              <w:t>7.33</w:t>
+            </w:r>
+          </w:p>
+        </w:tc>
+        <w:tc>
+          <w:tcPr>
+            <w:tcW w:type="dxa" w:w="1543"/>
+            <w:tcMar>
+              <w:top w:w="15" w:type="dxa"/>
+              <w:bottom w:w="15" w:type="dxa"/>
+              <w:left w:w="25" w:type="dxa"/>
+              <w:right w:w="25" w:type="dxa"/>
+            </w:tcMar>
+          </w:tcPr>
+          <w:p>
+            <w:pPr>
+              <w:jc w:val="center"/>
+            </w:pPr>
+            <w:r>
+              <w:rPr>
+                <w:sz w:val="15"/>
+              </w:rPr>
+              <w:t>1.67</w:t>
+            </w:r>
+          </w:p>
+        </w:tc>
+        <w:tc>
+          <w:tcPr>
+            <w:tcW w:type="dxa" w:w="1543"/>
+            <w:tcMar>
+              <w:top w:w="15" w:type="dxa"/>
+              <w:bottom w:w="15" w:type="dxa"/>
+              <w:left w:w="25" w:type="dxa"/>
+              <w:right w:w="25" w:type="dxa"/>
+            </w:tcMar>
+          </w:tcPr>
+          <w:p>
+            <w:pPr>
+              <w:jc w:val="center"/>
+            </w:pPr>
+            <w:r>
+              <w:rPr>
+                <w:sz w:val="15"/>
+              </w:rPr>
+              <w:t>0.67</w:t>
+            </w:r>
+          </w:p>
+        </w:tc>
+        <w:tc>
+          <w:tcPr>
+            <w:tcW w:type="dxa" w:w="1543"/>
+            <w:tcMar>
+              <w:top w:w="15" w:type="dxa"/>
+              <w:bottom w:w="15" w:type="dxa"/>
+              <w:left w:w="25" w:type="dxa"/>
+              <w:right w:w="25" w:type="dxa"/>
+            </w:tcMar>
+          </w:tcPr>
+          <w:p>
+            <w:pPr>
+              <w:jc w:val="center"/>
+            </w:pPr>
+            <w:r>
+              <w:rPr>
+                <w:sz w:val="15"/>
+              </w:rPr>
+              <w:t>1.33</w:t>
+            </w:r>
+          </w:p>
+        </w:tc>
+        <w:tc>
+          <w:tcPr>
+            <w:tcW w:type="dxa" w:w="1543"/>
+            <w:tcMar>
+              <w:top w:w="15" w:type="dxa"/>
+              <w:bottom w:w="15" w:type="dxa"/>
+              <w:left w:w="25" w:type="dxa"/>
+              <w:right w:w="25" w:type="dxa"/>
+            </w:tcMar>
+          </w:tcPr>
+          <w:p>
+            <w:pPr>
+              <w:jc w:val="center"/>
+            </w:pPr>
+            <w:r>
+              <w:rPr>
+                <w:sz w:val="15"/>
+              </w:rPr>
+              <w:t>9.67</w:t>
+            </w:r>
+          </w:p>
+        </w:tc>
+      </w:tr>
+      <w:tr>
+        <w:tc>
+          <w:tcPr>
+            <w:tcW w:type="dxa" w:w="1543"/>
+            <w:tcMar>
+              <w:top w:w="15" w:type="dxa"/>
+              <w:bottom w:w="15" w:type="dxa"/>
+              <w:left w:w="25" w:type="dxa"/>
+              <w:right w:w="25" w:type="dxa"/>
+            </w:tcMar>
+          </w:tcPr>
+          <w:p>
+            <w:pPr>
+              <w:jc w:val="center"/>
+            </w:pPr>
+            <w:r>
+              <w:rPr>
+                <w:b/>
+                <w:sz w:val="15"/>
+              </w:rPr>
+              <w:t>Net Farkı (+/-)</w:t>
+            </w:r>
+          </w:p>
+        </w:tc>
+        <w:tc>
+          <w:tcPr>
+            <w:tcW w:type="dxa" w:w="1543"/>
+            <w:tcMar>
+              <w:top w:w="15" w:type="dxa"/>
+              <w:bottom w:w="15" w:type="dxa"/>
+              <w:left w:w="25" w:type="dxa"/>
+              <w:right w:w="25" w:type="dxa"/>
+            </w:tcMar>
+            <w:shd w:fill="E8F8F5"/>
+          </w:tcPr>
+          <w:p>
+            <w:pPr>
+              <w:jc w:val="center"/>
+            </w:pPr>
+            <w:r>
+              <w:rPr>
+                <w:b/>
+                <w:sz w:val="15"/>
+              </w:rPr>
+              <w:t>+6.67</w:t>
+            </w:r>
+          </w:p>
+        </w:tc>
+        <w:tc>
+          <w:tcPr>
+            <w:tcW w:type="dxa" w:w="1543"/>
+            <w:tcMar>
+              <w:top w:w="15" w:type="dxa"/>
+              <w:bottom w:w="15" w:type="dxa"/>
+              <w:left w:w="25" w:type="dxa"/>
+              <w:right w:w="25" w:type="dxa"/>
+            </w:tcMar>
+            <w:shd w:fill="FDEDEC"/>
+          </w:tcPr>
+          <w:p>
+            <w:pPr>
+              <w:jc w:val="center"/>
+            </w:pPr>
+            <w:r>
+              <w:rPr>
+                <w:b/>
+                <w:sz w:val="15"/>
+              </w:rPr>
+              <w:t>-3.66</w:t>
+            </w:r>
+          </w:p>
+        </w:tc>
+        <w:tc>
+          <w:tcPr>
+            <w:tcW w:type="dxa" w:w="1543"/>
+            <w:tcMar>
+              <w:top w:w="15" w:type="dxa"/>
+              <w:bottom w:w="15" w:type="dxa"/>
+              <w:left w:w="25" w:type="dxa"/>
+              <w:right w:w="25" w:type="dxa"/>
+            </w:tcMar>
+            <w:shd w:fill="FDEDEC"/>
+          </w:tcPr>
+          <w:p>
+            <w:pPr>
+              <w:jc w:val="center"/>
+            </w:pPr>
+            <w:r>
+              <w:rPr>
+                <w:b/>
+                <w:sz w:val="15"/>
+              </w:rPr>
+              <w:t>-1.67</w:t>
+            </w:r>
+          </w:p>
+        </w:tc>
+        <w:tc>
+          <w:tcPr>
+            <w:tcW w:type="dxa" w:w="1543"/>
+            <w:tcMar>
+              <w:top w:w="15" w:type="dxa"/>
+              <w:bottom w:w="15" w:type="dxa"/>
+              <w:left w:w="25" w:type="dxa"/>
+              <w:right w:w="25" w:type="dxa"/>
+            </w:tcMar>
+            <w:shd w:fill="E8F8F5"/>
+          </w:tcPr>
+          <w:p>
+            <w:pPr>
+              <w:jc w:val="center"/>
+            </w:pPr>
+            <w:r>
+              <w:rPr>
+                <w:b/>
+                <w:sz w:val="15"/>
+              </w:rPr>
+              <w:t>+1.33</w:t>
+            </w:r>
+          </w:p>
+        </w:tc>
+        <w:tc>
+          <w:tcPr>
+            <w:tcW w:type="dxa" w:w="1543"/>
+            <w:tcMar>
+              <w:top w:w="15" w:type="dxa"/>
+              <w:bottom w:w="15" w:type="dxa"/>
+              <w:left w:w="25" w:type="dxa"/>
+              <w:right w:w="25" w:type="dxa"/>
+            </w:tcMar>
+            <w:shd w:fill="E8F8F5"/>
+          </w:tcPr>
+          <w:p>
+            <w:pPr>
+              <w:jc w:val="center"/>
+            </w:pPr>
+            <w:r>
+              <w:rPr>
+                <w:b/>
+                <w:sz w:val="15"/>
+              </w:rPr>
+              <w:t>+9.00</w:t>
+            </w:r>
+          </w:p>
+        </w:tc>
+        <w:tc>
+          <w:tcPr>
+            <w:tcW w:type="dxa" w:w="1543"/>
+            <w:tcMar>
+              <w:top w:w="15" w:type="dxa"/>
+              <w:bottom w:w="15" w:type="dxa"/>
+              <w:left w:w="25" w:type="dxa"/>
+              <w:right w:w="25" w:type="dxa"/>
+            </w:tcMar>
+            <w:shd w:fill="E8F8F5"/>
+          </w:tcPr>
+          <w:p>
+            <w:pPr>
+              <w:jc w:val="center"/>
+            </w:pPr>
+            <w:r>
+              <w:rPr>
+                <w:b/>
+                <w:sz w:val="15"/>
+              </w:rPr>
+              <w:t>+2.66</w:t>
+            </w:r>
+          </w:p>
+        </w:tc>
+      </w:tr>
+    </w:tbl>
+    <w:p>
+      <w:pPr>
+        <w:spacing w:before="40" w:after="40"/>
+      </w:pPr>
+      <w:r>
+        <w:rPr>
+          <w:b/>
+          <w:color w:val="0E6655"/>
+          <w:sz w:val="16"/>
+        </w:rPr>
+        <w:t xml:space="preserve">⭐ En Yüksek Artış: Matematik (+9.00 Net)  |  </w:t>
+      </w:r>
+      <w:r>
+        <w:rPr>
+          <w:b/>
+          <w:color w:val="B41414"/>
+          <w:sz w:val="16"/>
+        </w:rPr>
+        <w:t>⚠️ Takip / Müdahale Alanı: İnkılap Tarihi (-3.66 Net)</w:t>
+      </w:r>
+    </w:p>
+    <w:p>
+      <w:pPr>
+        <w:spacing w:before="60" w:after="20"/>
+      </w:pPr>
+      <w:r>
+        <w:rPr>
+          <w:b/>
+          <w:color w:val="006666"/>
           <w:sz w:val="18"/>
         </w:rPr>
-        <w:t>1. GENEL KAZANIM BAŞARI VE EKSİK ENVANTERİ</w:t>
+        <w:t>2. GENEL KAZANIM BAŞARI VE EKSİK ENVANTERİ</w:t>
       </w:r>
     </w:p>
     <w:p>
@@ -1557,7 +2739,7 @@
           <w:color w:val="B41414"/>
           <w:sz w:val="16"/>
         </w:rPr>
-        <w:t>Türkçe: Sözcük ve Sözcük Gruplarında Anlam, Türkçe: Öznel ve Nesnel Anlatımlı Cümleler, Türkçe: Tablo ve Grafik Yorumlama, Türkçe: Sebep-Sonuç, Amaç-Sonuç Cümleleri, Türkçe: Nokta, Virgül, Noktalı Virgül, Türkçe: Metin Tamamlama-Metin Oluşturma, Din Kültürü: 1. Kader ve Kaza İnancı, Din Kültürü: 5. Bir Ayet Tanıyorum: Ayet El- Kürsi ve Anlamı, Din Kültürü: 4. Bir Peygamber Tanıyorum: Hz. Musa (A.S.), İngilizce: Invitation Cards and Letters, İngilizce: Accepting &amp; Refusing an Invitation, İngilizce: Making Simple Inquiries, İngilizce: Some Qualities of a True Friend, İngilizce: Making an Excuse and Apologizing, Matematik: Verilen Pozitif Tam Sayıların Pozitif Tam Sayı Çarpanlarını Bulur, Pozitif Tam Sayıların Pozitif Tam Sayı Çarpanlarını Üslü İfadelerin Çarpımı Şeklinde Yazar., Matematik: Verilen İki Doğal Sayının Aralarında Asal Olup Olmadığını Belirler., Matematik: Tam Sayıların, Tam Sayı Kuvvetlerini Hesaplar.</w:t>
+        <w:t>Türkçe: Söz Sanatları, İnkılap Tarihi: M. Kemal'İn Askerlik Hayatı, Din Kültürü: Kaza Ve Kader, Din Kültürü: İnsanın Özgürlüğü Ve Sorumluluğu, Din Kültürü: Kaderle İlgili Kavramlar, İngilizce: The Internet, İngilizce: Tercihleri İfade Etme, İngilizce: Soru Cümlesi, Fen Bilimleri: DNA'nı Eşlenmesi</w:t>
       </w:r>
     </w:p>
     <w:p>
@@ -1576,7 +2758,7 @@
         <w:rPr>
           <w:sz w:val="16"/>
         </w:rPr>
-        <w:t>Din Kültürü: 3. Kaderle İlgili Kavramlar (%33), Matematik: İki Doğal Sayının En Büyük Ortak Bölenini (Ebob) ve En Küçük Ortak Katını (Ekok) Hesaplar, İlgili Problemleri Çözer. (%14), Matematik: Üslü İfadelerle İlgili Temel Kuralları Anlar, Birbirine Denk İfadeler Oluşturur. (%25)</w:t>
+        <w:t>İnkılap Tarihi: M. Kemal'in Çocukluk Dönemi ve Öğrenim Hayatı (%33), Matematik: Çarpanlar ve Katlar (%29), Fen Bilimleri: İklim ve Hava Olayları (%40)</w:t>
       </w:r>
     </w:p>
     <w:p>
@@ -1596,7 +2778,7 @@
           <w:color w:val="0E6655"/>
           <w:sz w:val="16"/>
         </w:rPr>
-        <w:t>12 adet kazanımda %100 tam başarı sağlandı.</w:t>
+        <w:t>10 adet kazanımda %100 tam başarı sağlandı.</w:t>
       </w:r>
     </w:p>
     <w:p>
@@ -1609,7 +2791,7 @@
           <w:color w:val="1F497D"/>
           <w:sz w:val="18"/>
         </w:rPr>
-        <w:t>2. TÜM DERSLER İÇİN KİŞİSELLEŞTİRİLMİŞ BRANŞ GELİŞİM REÇETELERİ</w:t>
+        <w:t>3. TÜM DERSLER İÇİN KİŞİSELLEŞTİRİLMİŞ BRANŞ GELİŞİM REÇETELERİ</w:t>
       </w:r>
     </w:p>
     <w:tbl>
@@ -1659,7 +2841,7 @@
                 <w:color w:val="3C3C3C"/>
                 <w:sz w:val="15"/>
               </w:rPr>
-              <w:t>[Net: 9.67 | D: 10 | Y: 1 | B: 9 | Başarı: %48.4]</w:t>
+              <w:t>[Net: 12.33 | D: 14 | Y: 5 | B: 1 | Başarı: %61.7]</w:t>
             </w:r>
           </w:p>
         </w:tc>
@@ -1691,7 +2873,26 @@
               <w:rPr>
                 <w:sz w:val="15"/>
               </w:rPr>
-              <w:t>Mevsimlerin Oluşumu: %50.0 | İklim ve Hava Hareketleri: %50.0</w:t>
+              <w:t>Mevsimlerin Oluşumu: %80.0 | DNA ve Genetik Kod: %100.0 | İklim ve Hava Olayları: %40.0 | DNA ve Yapısı: %100.0 | DNA'nı Eşlenmesi: %0.0</w:t>
+            </w:r>
+          </w:p>
+          <w:p>
+            <w:pPr>
+              <w:spacing w:after="20"/>
+            </w:pPr>
+            <w:r>
+              <w:rPr>
+                <w:b/>
+                <w:color w:val="B41414"/>
+                <w:sz w:val="15"/>
+              </w:rPr>
+              <w:t xml:space="preserve">🔴 Sıfır Çekilen Kazanımlar (%0): </w:t>
+            </w:r>
+            <w:r>
+              <w:rPr>
+                <w:sz w:val="15"/>
+              </w:rPr>
+              <w:t>DNA'nı Eşlenmesi</w:t>
             </w:r>
           </w:p>
           <w:p>
@@ -1710,7 +2911,7 @@
               <w:rPr>
                 <w:sz w:val="15"/>
               </w:rPr>
-              <w:t>Mevsimlerin Oluşumu (%50), İklim ve Hava Hareketleri (%50)</w:t>
+              <w:t>Mevsimlerin Oluşumu (%80), İklim ve Hava Olayları (%40)</w:t>
             </w:r>
           </w:p>
           <w:p>
@@ -1729,7 +2930,7 @@
               <w:rPr>
                 <w:sz w:val="15"/>
               </w:rPr>
-              <w:t>Fen Bilimleri netin: 9.67 (10 Doğru, 1 Yanlış, 9 Boş). Sağlam bir altyapın var ancak 1 yanlış netini aşağı çekmiş. Özellikle 'Mevsimlerin Oluşumu' konusundaki (%50) 21 Haziran/21 Aralık gün dönümleri ve birim alana düşen enerji miktarı şemalarını 3D simülasyonla tekrar etmelisin. 'İklim ve Hava Hareketleri' konusunda (%50) yüksek basınçtan alçak basınca yatay hava akımı (rüzgar) ilişkisini netleştirmelisin. Deney sorularında bağımsız değişkeni kenara yaz; haftalık 45 fen sorusu çöz.</w:t>
+              <w:t>Fen Bilimleri netin: 12.33 (14 Doğru, 5 Yanlış, 1 Boş). Sağlam bir altyapın var ancak 5 yanlış netini aşağı çekmiş. 'İklim ve Hava Hareketleri' konusunda (%40) yüksek basınçtan alçak basınca yatay hava akımı (rüzgar) ilişkisini netleştirmelisin. Deney sorularında bağımsız değişkeni kenara yaz; haftalık 45 fen sorusu çöz.</w:t>
             </w:r>
           </w:p>
           <w:p>
@@ -1813,7 +3014,7 @@
                 <w:color w:val="3C3C3C"/>
                 <w:sz w:val="15"/>
               </w:rPr>
-              <w:t>[Net: 1.33 | D: 2 | Y: 2 | B: 16 | Başarı: %6.7]</w:t>
+              <w:t>[Net: 10.33 | D: 12 | Y: 5 | B: 3 | Başarı: %51.6]</w:t>
             </w:r>
           </w:p>
         </w:tc>
@@ -1845,26 +3046,7 @@
               <w:rPr>
                 <w:sz w:val="15"/>
               </w:rPr>
-              <w:t>Çarpanlar ve Katlar / Asal Çarpanlar: %0 | EBOB-EKOK Problemleri: %14 | Üslü İfadeler Temel Kuralları: %25 | Aralarında Asal Sayılar: %0 | Tam Sayı Kuvvetleri (Negatif Üs): %0</w:t>
-            </w:r>
-          </w:p>
-          <w:p>
-            <w:pPr>
-              <w:spacing w:after="20"/>
-            </w:pPr>
-            <w:r>
-              <w:rPr>
-                <w:b/>
-                <w:color w:val="B41414"/>
-                <w:sz w:val="15"/>
-              </w:rPr>
-              <w:t xml:space="preserve">🔴 Sıfır Çekilen Kazanımlar (%0): </w:t>
-            </w:r>
-            <w:r>
-              <w:rPr>
-                <w:sz w:val="15"/>
-              </w:rPr>
-              <w:t>Çarpanlar ve Katlar / Asal Çarpanlar, Aralarında Asal Sayılar, Tam Sayı Kuvvetleri (Negatif Üs)</w:t>
+              <w:t>Çarpanlar ve Katlar: %29 | Ebob-Ekok Problemleri: %75 | Üslü İfadeler: %78</w:t>
             </w:r>
           </w:p>
           <w:p>
@@ -1883,7 +3065,7 @@
               <w:rPr>
                 <w:sz w:val="15"/>
               </w:rPr>
-              <w:t>EBOB-EKOK Problemleri (%14), Üslü İfadeler Temel Kuralları (%25)</w:t>
+              <w:t>Çarpanlar ve Katlar (%29), Ebob-Ekok Problemleri (%75), Üslü İfadeler (%78)</w:t>
             </w:r>
           </w:p>
           <w:p>
@@ -1902,7 +3084,7 @@
               <w:rPr>
                 <w:sz w:val="15"/>
               </w:rPr>
-              <w:t xml:space="preserve">Matematik netin: 1.33 (2 Doğru, 2 Yanlış, 16 Boş). Matematik dersi LGS başarında en kritik sıçrama alanındır (1.33 Net, 2 Yanlış). Öncelikle [Çarpanlar ve Katlar / Asal Çarpanlar, Aralarında Asal Sayılar] konularındaki temel kazanım kavrama testlerini çöz. </w:t>
+              <w:t>Matematik netin: 10.33 (12 Doğru, 5 Yanlış, 3 Boş). Temel matematik altyapın oluşmuş ancak 5 yanlış ve 3 boş puanını sınırlamış. Kritik açıkların olan [Çarpanlar ve Katlar (%29), Ebob-Ekok Problemleri (%75), Üslü İfadeler (%78)] konularında 'Verilenleri Yaz -&gt; Şemayı Çiz -&gt; Matematiksel Modeli Kur' 3 adımlı protokolünü uygula. Günde en az 20 adet yeni nesil soru çözerek işlem hızını artır.</w:t>
             </w:r>
           </w:p>
           <w:p>
@@ -1915,20 +3097,20 @@
                 <w:color w:val="C0392B"/>
                 <w:sz w:val="15"/>
               </w:rPr>
-              <w:t xml:space="preserve">📺 Önerilen YouTube Desteği (Temel Seviye): </w:t>
+              <w:t xml:space="preserve">📺 Önerilen YouTube Desteği (Orta Seviye): </w:t>
             </w:r>
             <w:r>
               <w:rPr>
                 <w:b/>
                 <w:sz w:val="15"/>
               </w:rPr>
-              <w:t xml:space="preserve">Kanal: Partikül Matematik | </w:t>
+              <w:t xml:space="preserve">Kanal: İMT Hoca | </w:t>
             </w:r>
             <w:r>
               <w:rPr>
                 <w:sz w:val="15"/>
               </w:rPr>
-              <w:t>Odak: Temel Kavramlar &amp; Adım Adım Konu Anlatımı. Taktik: Videoyu durdurarak hocayla birlikte işlem yap; temel soru tiplerini not alıp kavrama testlerine geç.</w:t>
+              <w:t>Odak: Yeni Nesile Geçiş &amp; Soru Çözüm Taktikleri. Taktik: Yeni nesil sorularda verilenleri şemaya dökme ve matematiksel model kurma tekniklerine odaklan.</w:t>
             </w:r>
           </w:p>
         </w:tc>
@@ -1986,7 +3168,7 @@
                 <w:color w:val="3C3C3C"/>
                 <w:sz w:val="15"/>
               </w:rPr>
-              <w:t>[Net: 9.33 | D: 11 | Y: 5 | B: 4 | Başarı: %46.7]</w:t>
+              <w:t>[Net: 16.00 | D: 17 | Y: 3 | B: 0 | Başarı: %80.0]</w:t>
             </w:r>
           </w:p>
         </w:tc>
@@ -2018,7 +3200,7 @@
               <w:rPr>
                 <w:sz w:val="15"/>
               </w:rPr>
-              <w:t>9/16 Tam Başarı | Gelişim Alanları: Sözcük ve Sözcük Gruplarında Anlam: %0 | Öznel ve Nesnel Anlatımlı Cümleler: %0 | Tablo ve Grafik Yorumlama: %0 | FİİLİMSİLER: %50</w:t>
+              <w:t>8/16 Tam Başarı | Gelişim Alanları: Sözcükte Anlam: %75 | Cümlede Anlam: %67 | Söz Sanatları: %0</w:t>
             </w:r>
           </w:p>
           <w:p>
@@ -2037,7 +3219,7 @@
               <w:rPr>
                 <w:sz w:val="15"/>
               </w:rPr>
-              <w:t>Sözcük ve Sözcük Gruplarında Anlam, Öznel ve Nesnel Anlatımlı Cümleler, Tablo ve Grafik Yorumlama, Sebep-Sonuç, Amaç-Sonuç Cümleleri, Nokta, Virgül, Noktalı Virgül, Metin Tamamlama-Metin Oluşturma</w:t>
+              <w:t>Söz Sanatları</w:t>
             </w:r>
           </w:p>
           <w:p>
@@ -2056,7 +3238,7 @@
               <w:rPr>
                 <w:sz w:val="15"/>
               </w:rPr>
-              <w:t>FİİLİMSİLER (%50)</w:t>
+              <w:t>Sözcükte Anlam (%75), Cümlede Anlam (%67)</w:t>
             </w:r>
           </w:p>
           <w:p>
@@ -2075,7 +3257,7 @@
               <w:rPr>
                 <w:sz w:val="15"/>
               </w:rPr>
-              <w:t>Türkçe branş netin: 9.33 (11 Doğru, 5 Yanlış, 4 Boş). Türkçe branşında 5 yanlış ciddi bir net kaybına yol açmış (9.33 Net). Acilen sıfır çektiğin [Sözcük ve Sözcük Gruplarında Anlam, Öznel ve Nesnel Anlatımlı Cümleler, Tablo ve Grafik Yorumlama] konularını konu fasikülünden çalış. Paragrafı kendi yorumunla değil metindeki kanıtla çöz; günde 20 paragraf + 10 dil bilgisi çöz.</w:t>
+              <w:t>Türkçe branş netin: 16.00 (17 Doğru, 3 Yanlış, 0 Boş). Okuduğunu anlama, çıkarım ve muhakeme gücün çok yüksek. Sıfır çektiğin 'Söz Sanatları' konusundaki soru köklerine ve çeldiricilere dikkat ederek 20'de 20 yapabilirsin.</w:t>
             </w:r>
           </w:p>
           <w:p>
@@ -2088,20 +3270,20 @@
                 <w:color w:val="C0392B"/>
                 <w:sz w:val="15"/>
               </w:rPr>
-              <w:t xml:space="preserve">📺 Önerilen YouTube Desteği (Orta Seviye): </w:t>
+              <w:t xml:space="preserve">📺 Önerilen YouTube Desteği (İleri Düzey (Şampiyon)): </w:t>
             </w:r>
             <w:r>
               <w:rPr>
                 <w:b/>
                 <w:sz w:val="15"/>
               </w:rPr>
-              <w:t xml:space="preserve">Kanal: Hız Yayınları veya Ebubekir Hoca ile Türkçe | </w:t>
+              <w:t xml:space="preserve">Kanal: Hız Yayınları veya Ebubekir Hoca | </w:t>
             </w:r>
             <w:r>
               <w:rPr>
                 <w:sz w:val="15"/>
               </w:rPr>
-              <w:t>Odak: Paragraf Taktikleri &amp; Çeldirici Eleme. Taktik: Paragraf sorularında hocanın anahtar kelimeleri ve metin kanıtlarını nasıl çizdiğine dikkat et.</w:t>
+              <w:t>Odak: MEB Çıkmış &amp; Özgün Yeni Nesil Çözümleri. Taktik: İki güçlü çeldirici arasında kaldığında doğru seçeneğe götüren mantık ipuçlarını incele.</w:t>
             </w:r>
           </w:p>
         </w:tc>
@@ -2159,7 +3341,7 @@
                 <w:color w:val="3C3C3C"/>
                 <w:sz w:val="15"/>
               </w:rPr>
-              <w:t>[Net: 7.33 | D: 8 | Y: 2 | B: 0 | Başarı: %73.3]</w:t>
+              <w:t>[Net: 3.67 | D: 4 | Y: 1 | B: 5 | Başarı: %36.7]</w:t>
             </w:r>
           </w:p>
         </w:tc>
@@ -2191,7 +3373,26 @@
               <w:rPr>
                 <w:sz w:val="15"/>
               </w:rPr>
-              <w:t>Mustafa Kemal'in Öğrenim Hayatı: %67 | Uyanan Avrupa ve Sarsılan Osmanlı: %67 | Mustafa Kemal'in Fikir Hayatını Etkileyen Olaylar: %100 | Mustafa Kemal'in Askerlik Hayatı: %100</w:t>
+              <w:t>20. Yüzyıl Başlarında Osmanlı: %67 | M. Kemal'in Fikir Hayatını Etkileyen Olay ve Kişiler: %50 | M. Kemal'in Çocukluk Dönemi ve Öğrenim Hayatı: %33 | M. Kemal'İn Askerlik Hayatı: %0</w:t>
+            </w:r>
+          </w:p>
+          <w:p>
+            <w:pPr>
+              <w:spacing w:after="20"/>
+            </w:pPr>
+            <w:r>
+              <w:rPr>
+                <w:b/>
+                <w:color w:val="B41414"/>
+                <w:sz w:val="15"/>
+              </w:rPr>
+              <w:t xml:space="preserve">🔴 Sıfır Çekilen Kazanımlar (%0): </w:t>
+            </w:r>
+            <w:r>
+              <w:rPr>
+                <w:sz w:val="15"/>
+              </w:rPr>
+              <w:t>M. Kemal'İn Askerlik Hayatı</w:t>
             </w:r>
           </w:p>
           <w:p>
@@ -2210,7 +3411,7 @@
               <w:rPr>
                 <w:sz w:val="15"/>
               </w:rPr>
-              <w:t>Mustafa Kemal'in Öğrenim Hayatı (%67), Uyanan Avrupa ve Sarsılan Osmanlı (%67)</w:t>
+              <w:t>20. Yüzyıl Başlarında Osmanlı (%67), M. Kemal'in Fikir Hayatını Etkileyen Olay ve Kişiler (%50), M. Kemal'in Çocukluk Dönemi ve Öğrenim Hayatı (%33)</w:t>
             </w:r>
           </w:p>
           <w:p>
@@ -2229,7 +3430,7 @@
               <w:rPr>
                 <w:sz w:val="15"/>
               </w:rPr>
-              <w:t>İnkılap Tarihi netin: 7.33 (8 Doğru, 2 Yanlış, 0 Boş). Hedeflenen seviyenin altında kalındı (7.33 Net). Pekiştirilmesi gereken [Mustafa Kemal'in Öğrenim Hayatı (%67), Uyanan Avrupa ve Sarsılan Osmanlı (%67)] konularında kronoloji tablosu çıkar. Sorularda 'Yalnızca bu bilgiye göre' köklerine dikkat et; metne sadık kal. Haftalık 25 soru çöz.</w:t>
+              <w:t>İnkılap Tarihi netin: 3.67 (4 Doğru, 1 Yanlış, 5 Boş). Hedeflenen seviyenin altında kalındı (3.67 Net). Sıfır çektiğin [M. Kemal'İn Askerlik Hayatı] konusundaki kavram haritalarını çalış. Pekiştirilmesi gereken [20. Yüzyıl Başlarında Osmanlı (%67), M. Kemal'in Fikir Hayatını Etkileyen Olay ve Kişiler (%50), M. Kemal'in Çocukluk Dönemi ve Öğrenim Hayatı (%33)] konularında kronoloji tablosu çıkar. Sorularda 'Yalnızca bu bilgiye göre' köklerine dikkat et; metne sadık kal. Haftalık 25 soru çöz.</w:t>
             </w:r>
           </w:p>
           <w:p>
@@ -2242,7 +3443,7 @@
                 <w:color w:val="C0392B"/>
                 <w:sz w:val="15"/>
               </w:rPr>
-              <w:t xml:space="preserve">📺 Önerilen YouTube Desteği (Orta Seviye): </w:t>
+              <w:t xml:space="preserve">📺 Önerilen YouTube Desteği (Temel Seviye): </w:t>
             </w:r>
             <w:r>
               <w:rPr>
@@ -2255,7 +3456,7 @@
               <w:rPr>
                 <w:sz w:val="15"/>
               </w:rPr>
-              <w:t>Odak: Soru Çözüm Taktikleri &amp; Neden-Sonuç İlişkisi. Taktik: 'Yalnızca bu bilgiye göre' tarzı sorularda metin dışına çıkmama kuralını pekiştir.</w:t>
+              <w:t>Odak: Kronolojik Hikayeleştirme &amp; Kavram Haritaları. Taktik: Mustafa Kemal'in askerlik ve fikir hayatını harita ve kronoloji üzerinden hocayla takip et.</w:t>
             </w:r>
           </w:p>
         </w:tc>
@@ -2313,7 +3514,7 @@
                 <w:color w:val="3C3C3C"/>
                 <w:sz w:val="15"/>
               </w:rPr>
-              <w:t>[Net: 1.67 | D: 2 | Y: 1 | B: 7 | Başarı: %16.7]</w:t>
+              <w:t>[Net: 0.00 | D: 0 | Y: 0 | B: 10 | Başarı: %0.0]</w:t>
             </w:r>
           </w:p>
         </w:tc>
@@ -2345,7 +3546,7 @@
               <w:rPr>
                 <w:sz w:val="15"/>
               </w:rPr>
-              <w:t>Kader ve Kaza İnancı: %0 | İnsanın İradesi ve Kader: %50 | Kader Kavramları (Ömür, Ecel, Rızık, Tevekkül): %33 | Ayet el-Kürsi ve Anlamı: %0 | Hz. Musa (A.S.) ve Mücadelesi: %0</w:t>
+              <w:t>Kaza Ve Kader: %0 | İnsanın Özgürlüğü Ve Sorumluluğu: %0 | Kaderle İlgili Kavramlar: %0</w:t>
             </w:r>
           </w:p>
           <w:p>
@@ -2364,26 +3565,7 @@
               <w:rPr>
                 <w:sz w:val="15"/>
               </w:rPr>
-              <w:t>Kader ve Kaza İnancı, Ayet el-Kürsi ve Anlamı, Hz. Musa (A.S.) ve Mücadelesi</w:t>
-            </w:r>
-          </w:p>
-          <w:p>
-            <w:pPr>
-              <w:spacing w:after="20"/>
-            </w:pPr>
-            <w:r>
-              <w:rPr>
-                <w:b/>
-                <w:color w:val="B46400"/>
-                <w:sz w:val="15"/>
-              </w:rPr>
-              <w:t xml:space="preserve">🟡 Pekiştirilecek Kazanımlar (&lt;%100): </w:t>
-            </w:r>
-            <w:r>
-              <w:rPr>
-                <w:sz w:val="15"/>
-              </w:rPr>
-              <w:t>İnsanın İradesi ve Kader (%50), Kader Kavramları (Ömür, Ecel, Rızık, Tevekkül) (%33)</w:t>
+              <w:t>Kaza Ve Kader, İnsanın Özgürlüğü Ve Sorumluluğu, Kaderle İlgili Kavramlar</w:t>
             </w:r>
           </w:p>
           <w:p>
@@ -2402,7 +3584,7 @@
               <w:rPr>
                 <w:sz w:val="15"/>
               </w:rPr>
-              <w:t>Din Kültürü netin: 1.67 (2 Doğru, 1 Yanlış, 7 Boş). Din Kültürü netin (1.67) potansiyelinin altında. Sıfır çektiğin [Kader ve Kaza İnancı, Ayet el-Kürsi ve Anlamı, Hz. Musa (A.S.) ve Mücadelesi] konusunu mutlaka tekrar et. Kavram karmaşası yaşanan [İnsanın İradesi ve Kader (%50), Kader Kavramları (Ömür, Ecel, Rızık, Tevekkül) (%33)] alanlarına odaklan. Ömür, ecel, rızık, tevekkül, cüzi/külli irade kavramlarını sözlük kartlarına yazıp ezberle. Ayet-el Kürsi ana fikrine ve yasalara çalış.</w:t>
+              <w:t>Din Kültürü netin: 0.00 (0 Doğru, 0 Yanlış, 10 Boş). Din Kültürü netin (0.00) potansiyelinin altında. Sıfır çektiğin [Kaza Ve Kader, İnsanın Özgürlüğü Ve Sorumluluğu, Kaderle İlgili Kavramlar] konusunu mutlaka tekrar et. Ömür, ecel, rızık, tevekkül, cüzi/külli irade kavramlarını sözlük kartlarına yazıp ezberle. Ayet-el Kürsi ana fikrine ve yasalara çalış.</w:t>
             </w:r>
           </w:p>
           <w:p>
@@ -2486,7 +3668,7 @@
                 <w:color w:val="3C3C3C"/>
                 <w:sz w:val="15"/>
               </w:rPr>
-              <w:t>[Net: 0.67 | D: 1 | Y: 1 | B: 8 | Başarı: %6.7]</w:t>
+              <w:t>[Net: 2.00 | D: 4 | Y: 6 | B: 0 | Başarı: %20.0]</w:t>
             </w:r>
           </w:p>
         </w:tc>
@@ -2518,7 +3700,7 @@
               <w:rPr>
                 <w:sz w:val="15"/>
               </w:rPr>
-              <w:t>Davet Kartları / Mektupları (Invitation): %0 | Daveti Kabul &amp; Reddetme Kalıpları: %0 | Basit Sorular Sorma (Simple Inquiries): %0 | Friendship Okuduğunu Anlama: %100 | Kişisel Özellikler / Sıfatlar (Qualities): %0 | Mazeret Bildirme ve Özür Dileme: %0</w:t>
+              <w:t>Teklif Yapma, Kabul Etme, Özür Dileme: %50 | Frıendshıp: %50 | The Internet: %0 | Tercihleri İfade Etme: %0 | Soru Cümlesi: %0</w:t>
             </w:r>
           </w:p>
           <w:p>
@@ -2537,7 +3719,26 @@
               <w:rPr>
                 <w:sz w:val="15"/>
               </w:rPr>
-              <w:t>Davet Kartları / Mektupları (Invitation), Daveti Kabul &amp; Reddetme Kalıpları, Basit Sorular Sorma (Simple Inquiries), Kişisel Özellikler / Sıfatlar (Qualities), Mazeret Bildirme ve Özür Dileme</w:t>
+              <w:t>The Internet, Tercihleri İfade Etme, Soru Cümlesi</w:t>
+            </w:r>
+          </w:p>
+          <w:p>
+            <w:pPr>
+              <w:spacing w:after="20"/>
+            </w:pPr>
+            <w:r>
+              <w:rPr>
+                <w:b/>
+                <w:color w:val="B46400"/>
+                <w:sz w:val="15"/>
+              </w:rPr>
+              <w:t xml:space="preserve">🟡 Pekiştirilecek Kazanımlar (&lt;%100): </w:t>
+            </w:r>
+            <w:r>
+              <w:rPr>
+                <w:sz w:val="15"/>
+              </w:rPr>
+              <w:t>Teklif Yapma, Kabul Etme, Özür Dileme (%50), Frıendshıp (%50)</w:t>
             </w:r>
           </w:p>
           <w:p>
@@ -2556,7 +3757,7 @@
               <w:rPr>
                 <w:sz w:val="15"/>
               </w:rPr>
-              <w:t>İngilizce branş netin: 0.67 (1 Doğru, 1 Yanlış, 8 Boş). İngilizce branşında 0.67 net ile hedefin gerisinde kalındı. Sıfır çektiğin [Davet Kartları / Mektupları (Invitation), Daveti Kabul &amp; Reddetme Kalıpları, Basit Sorular Sorma (Simple Inquiries), Kişisel Özellikler / Sıfatlar (Qualities), Mazeret Bildirme ve Özür Dileme] soru kalıplarını tekrar et. Davet etme (Would you like...), kabul/ret ve mazeret kalıplarını ve Friendship sıfatlarını her gün 5 kelime kartıyla çalış. Rastgele işaretleme yapma.</w:t>
+              <w:t>İngilizce branş netin: 2.00 (4 Doğru, 6 Yanlış, 0 Boş). İngilizce branşında 2.00 net ile hedefin gerisinde kalındı. Sıfır çektiğin [The Internet, Tercihleri İfade Etme, Soru Cümlesi] soru kalıplarını tekrar et. Pekiştirilmesi gereken [Teklif Yapma, Kabul Etme, Özür Dileme (%50), Frıendshıp (%50)] kalıplarını çalış. Davet etme (Would you like...), kabul/ret ve mazeret kalıplarını ve Friendship sıfatlarını her gün 5 kelime kartıyla çalış. Rastgele işaretleme yapma.</w:t>
             </w:r>
           </w:p>
           <w:p>
@@ -2603,7 +3804,7 @@
           <w:color w:val="006666"/>
           <w:sz w:val="18"/>
         </w:rPr>
-        <w:t>3. KİŞİSELLEŞTİRİLMİŞ HEDEFLER VE EYLEM TAKVİMİ</w:t>
+        <w:t>4. KİŞİSELLEŞTİRİLMİŞ HEDEFLER VE EYLEM TAKVİMİ</w:t>
       </w:r>
     </w:p>
     <w:p>
@@ -2622,7 +3823,7 @@
         <w:rPr>
           <w:sz w:val="16"/>
         </w:rPr>
-        <w:t>34.5 Net (İlk hedefli konu tekrarları ve ödev kontrolü sonrası)</w:t>
+        <w:t>48.33 Net (İlk hedefli konu tekrarları ve ödev kontrolü sonrası)</w:t>
       </w:r>
     </w:p>
     <w:p>
@@ -2641,7 +3842,7 @@
         <w:rPr>
           <w:sz w:val="16"/>
         </w:rPr>
-        <w:t>39.0 Net (Ölçülebilir bir sonraki resmi deneme sınavı hedefi)</w:t>
+        <w:t>52.33 Net (Ölçülebilir bir sonraki resmi deneme sınavı hedefi)</w:t>
       </w:r>
     </w:p>
     <w:p>
@@ -2660,7 +3861,7 @@
         <w:rPr>
           <w:sz w:val="16"/>
         </w:rPr>
-        <w:t>Haftalık 280 soru çözümü + Yanlış Defteri (Hata Analizi) tutulması ve kontrolü.</w:t>
+        <w:t>Haftalık 350 soru çözümü + Yanlış Defteri (Hata Analizi) tutulması ve kontrolü.</w:t>
       </w:r>
     </w:p>
     <w:p>
@@ -2679,7 +3880,7 @@
         <w:rPr>
           <w:sz w:val="16"/>
         </w:rPr>
-        <w:t>Kontrolsüz tahmini durdurma, iki şık arasında kalınca boş bırakma.</w:t>
+        <w:t>Matematik temel/orta seviye problem çözümü + Türkçe paragraf.</w:t>
       </w:r>
     </w:p>
     <w:p>
